--- a/public/exports/contracts/services-agreement-2026/contract.uk.docx
+++ b/public/exports/contracts/services-agreement-2026/contract.uk.docx
@@ -45,7 +45,7 @@
           <w:sz w:val="48"/>
           <w:szCs w:val="48"/>
         </w:rPr>
-        <w:t xml:space="preserve">Services Agreement — Acme Services GmbH</w:t>
+        <w:t xml:space="preserve">Договір про надання послуг — Acme Services GmbH</w:t>
       </w:r>
     </w:p>
     <w:p>
@@ -77,20 +77,37 @@
         <w:spacing w:after="180" w:before="360"/>
       </w:pPr>
       <w:r>
-        <w:t xml:space="preserve">Services Agreement</w:t>
-      </w:r>
-    </w:p>
-    <w:p>
-      <w:pPr>
-        <w:spacing w:after="180"/>
-        <w:jc w:val="both"/>
-      </w:pPr>
-      <w:r>
-        <w:rPr>
-          <w:b/>
-          <w:bCs/>
-        </w:rPr>
-        <w:t xml:space="preserve">Start date:</w:t>
+        <w:t xml:space="preserve">Договір про надання послуг</w:t>
+      </w:r>
+    </w:p>
+    <w:p>
+      <w:pPr>
+        <w:pBdr>
+          <w:left w:val="single" w:color="B8C2F5" w:sz="12" w:space="8"/>
+        </w:pBdr>
+        <w:spacing w:after="160" w:before="120"/>
+        <w:ind w:left="400"/>
+      </w:pPr>
+      <w:r>
+        <w:rPr>
+          <w:i/>
+          <w:iCs/>
+          <w:color w:val="555555"/>
+        </w:rPr>
+        <w:t xml:space="preserve">**Брифінг перед переговорами.** У цьому контракті 9 секцій. Три обговорюються майже в кожній угоді: **обмеження відповідальності** (§7 — завжди закривається останнім), **інтелектуальна власність** (§4 — клієнти хочуть повну передачу), та **порядок оплати** (§1 — тривалість циклу та обмеження на перегляд ставки). Решта секцій зазвичай приймаються з мінімальними правками.</w:t>
+      </w:r>
+    </w:p>
+    <w:p>
+      <w:pPr>
+        <w:spacing w:after="180"/>
+        <w:jc w:val="both"/>
+      </w:pPr>
+      <w:r>
+        <w:rPr>
+          <w:b/>
+          <w:bCs/>
+        </w:rPr>
+        <w:t xml:space="preserve">Дата початку:</w:t>
       </w:r>
       <w:r>
         <w:t xml:space="preserve"> ___________</w:t>
@@ -119,37 +136,7 @@
         <w:t xml:space="preserve">Acme Services GmbH</w:t>
       </w:r>
       <w:r>
-        <w:t xml:space="preserve">, юридична особа, зареєстрована відповідно до законодавства Федеративної Республіки Німеччина, Registry code </w:t>
-      </w:r>
-      <w:r>
-        <w:rPr>
-          <w:b/>
-          <w:bCs/>
-        </w:rPr>
-        <w:t xml:space="preserve">HRB123456X</w:t>
-      </w:r>
-      <w:r>
-        <w:t xml:space="preserve">, VAT ID </w:t>
-      </w:r>
-      <w:r>
-        <w:rPr>
-          <w:b/>
-          <w:bCs/>
-        </w:rPr>
-        <w:t xml:space="preserve">DE999888777</w:t>
-      </w:r>
-      <w:r>
-        <w:t xml:space="preserve">, з юридичною адресою: Musterstraße 1, Berlin, 10115, Germany, в особі Директора Jana Weber (надалі — "</w:t>
-      </w:r>
-      <w:r>
-        <w:rPr>
-          <w:b/>
-          <w:bCs/>
-        </w:rPr>
-        <w:t xml:space="preserve">Контрактор</w:t>
-      </w:r>
-      <w:r>
-        <w:t xml:space="preserve">").</w:t>
+        <w:t xml:space="preserve">, юридична особа, зареєстрована відповідно до законодавства Федеративної Республіки Німеччина, реєстраційний номер HRB123456X, номер платника ПДВ DE999888777, юридична адреса: Musterstraße 1, Berlin, 10115, Germany, в особі Директора [Director Name] (надалі — «Контрактор»).</w:t>
       </w:r>
     </w:p>
     <w:p>
@@ -165,17 +152,7 @@
         <w:t xml:space="preserve">Клієнт:</w:t>
       </w:r>
       <w:r>
-        <w:t xml:space="preserve"> ___________ (надалі — "</w:t>
-      </w:r>
-      <w:r>
-        <w:rPr>
-          <w:b/>
-          <w:bCs/>
-        </w:rPr>
-        <w:t xml:space="preserve">Клієнт</w:t>
-      </w:r>
-      <w:r>
-        <w:t xml:space="preserve">").</w:t>
+        <w:t xml:space="preserve"> ___________ (надалі — «Клієнт»).</w:t>
       </w:r>
     </w:p>
     <w:p>
@@ -185,7 +162,7 @@
         <w:spacing w:after="180" w:before="360"/>
       </w:pPr>
       <w:r>
-        <w:t xml:space="preserve">1. Key terms</w:t>
+        <w:t xml:space="preserve">1. Ключові умови</w:t>
       </w:r>
     </w:p>
     <w:tbl>
@@ -536,7 +513,7 @@
                 <w:sz w:val="20"/>
                 <w:szCs w:val="20"/>
               </w:rPr>
-              <w:t xml:space="preserve">Term and Termination</w:t>
+              <w:t xml:space="preserve">Строк та припинення</w:t>
             </w:r>
           </w:p>
         </w:tc>
@@ -783,6 +760,33 @@
       </w:pPr>
       <w:r>
         <w:t xml:space="preserve"/>
+      </w:r>
+    </w:p>
+    <w:p>
+      <w:pPr>
+        <w:spacing w:after="180"/>
+        <w:jc w:val="both"/>
+      </w:pPr>
+      <w:r>
+        <w:t xml:space="preserve">15 днів prepayment — ідеальний для cash flow. Якщо клієнт просить 30 — це прийнятно для великих угод. 45+ — прапорець, бо це означає їхній AP department диктує умови, а не люди з якими ви працюєте. &lt;/Voice&gt;</w:t>
+      </w:r>
+    </w:p>
+    <w:p>
+      <w:pPr>
+        <w:spacing w:after="180"/>
+        <w:jc w:val="both"/>
+      </w:pPr>
+      <w:r>
+        <w:t xml:space="preserve">Cap 12% на підвищення ставки — не автоматика, а максимум. На практиці підвищуємо 5-8%. Якщо клієнт тисне нижче 10% — погоджуйтесь на 8-10%. Нижче 8% не варто — інфляція з'їсть margin. &lt;/Voice&gt;</w:t>
+      </w:r>
+    </w:p>
+    <w:p>
+      <w:pPr>
+        <w:spacing w:after="180"/>
+        <w:jc w:val="both"/>
+      </w:pPr>
+      <w:r>
+        <w:t xml:space="preserve">Prepayment означає, що ми працюємо за вже оплачені години. Це сильніша позиція ніж post-payment: якщо клієнт зникає, ми не в мінусі. При переході на post-payment (30+ днів) обов'язково тримайте late payment interest як страховку. &lt;/Voice&gt;</w:t>
       </w:r>
     </w:p>
     <w:p>
@@ -1068,12 +1072,30 @@
     </w:p>
     <w:p>
       <w:pPr>
+        <w:spacing w:after="180"/>
+        <w:jc w:val="both"/>
+      </w:pPr>
+      <w:r>
+        <w:t xml:space="preserve">Payment dispute — процес (клієнт оспорює → платить неоспорену частину → 5 днів на вирішення). Late payment interest — наслідок (0.5%/день після due date). Дворівнева система: спочатку справедливий процес, потім фінансовий тиск. &lt;/Voice&gt;</w:t>
+      </w:r>
+    </w:p>
+    <w:p>
+      <w:pPr>
+        <w:spacing w:after="180"/>
+        <w:jc w:val="both"/>
+      </w:pPr>
+      <w:r>
+        <w:t xml:space="preserve">На практиці late interest використовується рідко. Головна його цінність — психологічна: фінансові відділи клієнтів бачать 0.5%/день ≈ 180% річних і пересувають наш інвойс вгору черги. Не погрожуйте interest на дрібних затримках (5-10 днів) — це псує стосунки. Використовуйте тільки при серйозних прострочках (30+). &lt;/Voice&gt;</w:t>
+      </w:r>
+    </w:p>
+    <w:p>
+      <w:pPr>
         <w:pStyle w:val="Heading2"/>
         <w:keepNext/>
         <w:spacing w:after="180" w:before="360"/>
       </w:pPr>
       <w:r>
-        <w:t xml:space="preserve">3. Non-solicitation</w:t>
+        <w:t xml:space="preserve">3. Заборона переманювання</w:t>
       </w:r>
     </w:p>
     <w:p>
@@ -1102,6 +1124,24 @@
       </w:pPr>
       <w:r>
         <w:t xml:space="preserve">Якщо будь-який працівник або субпідрядник Контрактора самостійно звертається до Клієнта з запитом про роботу, Клієнт зобов'язаний негайно призупинити такий запит і повідомити Контрактора.</w:t>
+      </w:r>
+    </w:p>
+    <w:p>
+      <w:pPr>
+        <w:spacing w:after="180"/>
+        <w:jc w:val="both"/>
+      </w:pPr>
+      <w:r>
+        <w:t xml:space="preserve">Non-solicit захищає від переманювання, але не від «самостійного звернення». Формулювання «призупинити і повідомити» — це компроміс: ми не блокуємо найм людини, яка сама прийшла, але хочемо знати. Пункт двосторонній тільки номінально — на практиці тільки клієнт може переманити наших людей, не навпаки. &lt;/Voice&gt;</w:t>
+      </w:r>
+    </w:p>
+    <w:p>
+      <w:pPr>
+        <w:spacing w:after="180"/>
+        <w:jc w:val="both"/>
+      </w:pPr>
+      <w:r>
+        <w:t xml:space="preserve">Втрата ключового розробника на проекті — це 2-4 тижні простою на заміну + втрата знань. Non-solicit — не юридична зброя, а early warning system, щоб ви дізнались про ризик до того, як він стане проблемою. &lt;/Voice&gt;</w:t>
       </w:r>
     </w:p>
     <w:p>
@@ -1111,7 +1151,7 @@
         <w:spacing w:after="180" w:before="360"/>
       </w:pPr>
       <w:r>
-        <w:t xml:space="preserve">4. Deliverables and Intellectual Property</w:t>
+        <w:t xml:space="preserve">4. Результати робіт та інтелектуальна власність</w:t>
       </w:r>
     </w:p>
     <w:p>
@@ -1543,12 +1583,58 @@
     </w:p>
     <w:p>
       <w:pPr>
+        <w:spacing w:after="180"/>
+        <w:jc w:val="both"/>
+      </w:pPr>
+      <w:r>
+        <w:t xml:space="preserve">IP переходить до Клієнта </w:t>
+      </w:r>
+      <w:r>
+        <w:rPr>
+          <w:b/>
+          <w:bCs/>
+        </w:rPr>
+        <w:t xml:space="preserve">тільки після повної оплати</w:t>
+      </w:r>
+      <w:r>
+        <w:t xml:space="preserve">. Це основний leverage у платіжних спорах. Не обговорюйте IP окремо від payment terms — вони пов'язані. &lt;/Voice&gt;</w:t>
+      </w:r>
+    </w:p>
+    <w:p>
+      <w:pPr>
+        <w:spacing w:after="180"/>
+        <w:jc w:val="both"/>
+      </w:pPr>
+      <w:r>
+        <w:t xml:space="preserve">Типовий redline клієнта: «IP має переходити при створенні, а не при оплаті.» Відповідь: «Робота, створена до оплати, несе наш ризик. Передача при оплаті — галузевий стандарт, який захищає обидві сторони.» Якщо клієнт наполягає на повній foreground IP assignment — це наш стандарт. Переконайтесь, що background IP (внутрішні бібліотеки, frameworks) явно виключені. &lt;/Voice&gt;</w:t>
+      </w:r>
+    </w:p>
+    <w:p>
+      <w:pPr>
+        <w:spacing w:after="180"/>
+        <w:jc w:val="both"/>
+      </w:pPr>
+      <w:r>
+        <w:t xml:space="preserve">«Після повної оплати» означає саме це — не часткової, не «в процесі». Якщо клієнт оплатив 80% і зупинив проект, IP за неоплачені 20% залишається у нас. Це сильна позиція, не розмивайте її. &lt;/Voice&gt;</w:t>
+      </w:r>
+    </w:p>
+    <w:p>
+      <w:pPr>
+        <w:spacing w:after="180"/>
+        <w:jc w:val="both"/>
+      </w:pPr>
+      <w:r>
+        <w:t xml:space="preserve">Переконайтесь, що команда не використовує GPL/AGPL компоненти у клієнтському коді без погодження. Copyleft-ліцензія може «заразити» весь deliverable і зробити IP assignment технічно неможливою. Перевіряйте ліцензії бібліотек до підписання контракту. &lt;/Voice&gt;</w:t>
+      </w:r>
+    </w:p>
+    <w:p>
+      <w:pPr>
         <w:pStyle w:val="Heading2"/>
         <w:keepNext/>
         <w:spacing w:after="180" w:before="360"/>
       </w:pPr>
       <w:r>
-        <w:t xml:space="preserve">5. Publicity</w:t>
+        <w:t xml:space="preserve">5. Публічність</w:t>
       </w:r>
     </w:p>
     <w:p>
@@ -1567,7 +1653,7 @@
         <w:spacing w:after="180" w:before="360"/>
       </w:pPr>
       <w:r>
-        <w:t xml:space="preserve">6. Term and Termination</w:t>
+        <w:t xml:space="preserve">6. Строк та припинення договору</w:t>
       </w:r>
     </w:p>
     <w:p>
@@ -1636,6 +1722,33 @@
       </w:r>
       <w:r>
         <w:t xml:space="preserve"> попередження для подальших доповнень або розірвань у межах цього договору.</w:t>
+      </w:r>
+    </w:p>
+    <w:p>
+      <w:pPr>
+        <w:spacing w:after="180"/>
+        <w:jc w:val="both"/>
+      </w:pPr>
+      <w:r>
+        <w:t xml:space="preserve">30 днів notice — це мінімум для реалокації команди. Для великих угод (5+ людей) тисніть на 60-90 днів або wind-down fee (1 місяць останнього інвойсу). Раптове розірвання без notice — це 5+ людей на bench без revenue. &lt;/Voice&gt;</w:t>
+      </w:r>
+    </w:p>
+    <w:p>
+      <w:pPr>
+        <w:spacing w:after="180"/>
+        <w:jc w:val="both"/>
+      </w:pPr>
+      <w:r>
+        <w:t xml:space="preserve">Redline клієнта: «14 днів з першого дня.» Відповідь: «14 днів не дає часу на knowledge transfer і реалокацію. 30 днів — стандарт, який захищає і ваші інтереси: ми встигнемо передати все, що знаємо.» &lt;/Voice&gt;</w:t>
+      </w:r>
+    </w:p>
+    <w:p>
+      <w:pPr>
+        <w:spacing w:after="180"/>
+        <w:jc w:val="both"/>
+      </w:pPr>
+      <w:r>
+        <w:t xml:space="preserve">При отриманні notice негайно починайте documentation sprint. Якщо ADR, wiki і README не в порядку — 30 днів пролетять швидше, ніж думаєте. Handover plan має бути готовий до дня 5. &lt;/Voice&gt;</w:t>
       </w:r>
     </w:p>
     <w:p>
@@ -1645,7 +1758,7 @@
         <w:spacing w:after="180" w:before="360"/>
       </w:pPr>
       <w:r>
-        <w:t xml:space="preserve">7. Limitation of Liability and Indemnification</w:t>
+        <w:t xml:space="preserve">7. Обмеження відповідальності та відшкодування</w:t>
       </w:r>
     </w:p>
     <w:p>
@@ -1759,12 +1872,39 @@
     </w:p>
     <w:p>
       <w:pPr>
+        <w:spacing w:after="180"/>
+        <w:jc w:val="both"/>
+      </w:pPr>
+      <w:r>
+        <w:t xml:space="preserve">Це найбільш обговорюваний пункт. Наша позиція: обопільний cap = 12 місяців fees. Клієнти хочуть uncapped carve-outs для data breaches і IP infringement. Що можна віддати: carve-outs для willful misconduct і fraud (розумно), виключення GDPR fines (вони і так обходять cap за законом). Що тримати: mutual nature (якщо наша відповідальність uncapped — їхня теж), floor 12 місяців (нижче один інцидент знищує весь revenue), indemnities всередині cap (не поза ним). &lt;/Voice&gt;</w:t>
+      </w:r>
+    </w:p>
+    <w:p>
+      <w:pPr>
+        <w:spacing w:after="180"/>
+        <w:jc w:val="both"/>
+      </w:pPr>
+      <w:r>
+        <w:t xml:space="preserve">Liability — це де deals помирають. Не тому що сума неправильна, а тому що юристи обох сторін зациклюються на формулюваннях. Порада: домовтеся про суму (12 місяців) спочатку, а формулювання carve-outs — потім. Більшість deals закриваються, коли юристам дають конкретну цифру, з якою можна працювати. &lt;/Voice&gt;</w:t>
+      </w:r>
+    </w:p>
+    <w:p>
+      <w:pPr>
+        <w:spacing w:after="180"/>
+        <w:jc w:val="both"/>
+      </w:pPr>
+      <w:r>
+        <w:t xml:space="preserve">Trade-off: якщо приймаєте ширші carve-outs → торгуйте вищий cap multiple (18 або 24 місяці замість 12). Ніколи не погоджуйтесь на unlimited liability тільки з вашого боку — якщо риск uncapped, він має бути uncapped для обох сторін. &lt;/Voice&gt;</w:t>
+      </w:r>
+    </w:p>
+    <w:p>
+      <w:pPr>
         <w:pStyle w:val="Heading2"/>
         <w:keepNext/>
         <w:spacing w:after="180" w:before="360"/>
       </w:pPr>
       <w:r>
-        <w:t xml:space="preserve">8. Effect of Termination</w:t>
+        <w:t xml:space="preserve">8. Наслідки припинення</w:t>
       </w:r>
     </w:p>
     <w:p>
@@ -2155,12 +2295,40 @@
     </w:p>
     <w:p>
       <w:pPr>
+        <w:spacing w:after="180"/>
+        <w:jc w:val="both"/>
+      </w:pPr>
+      <w:r>
+        <w:t xml:space="preserve">При розірванні: (1) клієнт платить за виконану роботу → (2) ми передаємо work-in-progress → (3) IP за оплачену роботу переходить. Три зобов'язання </w:t>
+      </w:r>
+      <w:r>
+        <w:rPr>
+          <w:b/>
+          <w:bCs/>
+        </w:rPr>
+        <w:t xml:space="preserve">послідовні</w:t>
+      </w:r>
+      <w:r>
+        <w:t xml:space="preserve"> — жодної передачі без оплати. &lt;/Voice&gt;</w:t>
+      </w:r>
+    </w:p>
+    <w:p>
+      <w:pPr>
+        <w:spacing w:after="180"/>
+        <w:jc w:val="both"/>
+      </w:pPr>
+      <w:r>
+        <w:t xml:space="preserve">На практиці effect-of-termination визначає, наскільки болючим буде розставання. Якщо ваш код undocumented, handover буде хаотичним незалежно від того, що написано в контракті. Найкращий захист — continuous documentation з першого дня, а не clause у договорі. &lt;/Voice&gt;</w:t>
+      </w:r>
+    </w:p>
+    <w:p>
+      <w:pPr>
         <w:pStyle w:val="Heading2"/>
         <w:keepNext/>
         <w:spacing w:after="180" w:before="360"/>
       </w:pPr>
       <w:r>
-        <w:t xml:space="preserve">9. Dispute Resolution</w:t>
+        <w:t xml:space="preserve">9. Вирішення спорів</w:t>
       </w:r>
     </w:p>
     <w:p>
@@ -2213,6 +2381,24 @@
       </w:r>
       <w:r>
         <w:t xml:space="preserve">.</w:t>
+      </w:r>
+    </w:p>
+    <w:p>
+      <w:pPr>
+        <w:spacing w:after="180"/>
+        <w:jc w:val="both"/>
+      </w:pPr>
+      <w:r>
+        <w:t xml:space="preserve">England &amp; Wales — нейтральний forum. Selling point: не наша юрисдикція і не їхня. 60-денний період переговорів перед судом — стандарт, який економить legal fees. Якщо клієнт наполягає на своїй юрисдикції — погоджуйтесь для великих EU юрисдикцій (Нідерланди, Ірландія), відмовляйте для юрисдикцій без англомовних комерційних судів. &lt;/Voice&gt;</w:t>
+      </w:r>
+    </w:p>
+    <w:p>
+      <w:pPr>
+        <w:spacing w:after="180"/>
+        <w:jc w:val="both"/>
+      </w:pPr>
+      <w:r>
+        <w:t xml:space="preserve">На практиці dispute resolution clause використовується рідше ніж раз на 50 угод. Не витрачайте на нього переговорний капітал. Якщо клієнт хоче свою юрисдикцію — це прийнятний trade за щось інше (наприклад, liability cap або payment terms). &lt;/Voice&gt;</w:t>
       </w:r>
     </w:p>
     <w:p>
@@ -2598,7 +2784,7 @@
                 <w:sz w:val="20"/>
                 <w:szCs w:val="20"/>
               </w:rPr>
-              <w:t xml:space="preserve">Jana Weber, Director</w:t>
+              <w:t xml:space="preserve">[Director Name], Director</w:t>
             </w:r>
           </w:p>
         </w:tc>
@@ -2655,16 +2841,16 @@
         <w:spacing w:after="180" w:before="360"/>
       </w:pPr>
       <w:r>
-        <w:t xml:space="preserve">Attachment A — Rate Sheet</w:t>
-      </w:r>
-    </w:p>
-    <w:p>
-      <w:pPr>
-        <w:spacing w:after="180"/>
-        <w:jc w:val="both"/>
-      </w:pPr>
-      <w:r>
-        <w:t xml:space="preserve">До Services Agreement, укладеного ___________.</w:t>
+        <w:t xml:space="preserve">Додаток А — Ставки</w:t>
+      </w:r>
+    </w:p>
+    <w:p>
+      <w:pPr>
+        <w:spacing w:after="180"/>
+        <w:jc w:val="both"/>
+      </w:pPr>
+      <w:r>
+        <w:t xml:space="preserve">До Договору про надання послуг, укладеного ___________.</w:t>
       </w:r>
     </w:p>
     <w:tbl>
@@ -3056,7 +3242,7 @@
         <w:sz w:val="16"/>
         <w:szCs w:val="16"/>
       </w:rPr>
-      <w:t xml:space="preserve">Services Agreement — Acme Services GmbH</w:t>
+      <w:t xml:space="preserve">Договір про надання послуг — Acme Services GmbH</w:t>
     </w:r>
   </w:p>
 </w:hdr>
